--- a/ПД/ДОПОЛНИТЕЛЬНАЯ ОБЩЕОБРАЗОВАТЕЛЬНАЯ ОБЩЕРАЗВИВАЮЩАЯ ПРОГРАММА.docx
+++ b/ПД/ДОПОЛНИТЕЛЬНАЯ ОБЩЕОБРАЗОВАТЕЛЬНАЯ ОБЩЕРАЗВИВАЮЩАЯ ПРОГРАММА.docx
@@ -4,6 +4,154 @@
   <w:body>
     <w:p>
       <w:pPr>
+        <w:pStyle w:val="Default"/>
+      </w:pPr>
+    </w:p>
+    <w:p>
+      <w:pPr>
+        <w:pStyle w:val="Default"/>
+        <w:rPr>
+          <w:color w:val="0E1115"/>
+          <w:sz w:val="20"/>
+          <w:szCs w:val="20"/>
+        </w:rPr>
+      </w:pPr>
+      <w:r>
+        <w:t xml:space="preserve"> </w:t>
+      </w:r>
+      <w:r>
+        <w:rPr>
+          <w:b/>
+          <w:bCs/>
+          <w:color w:val="0E1115"/>
+          <w:sz w:val="20"/>
+          <w:szCs w:val="20"/>
+        </w:rPr>
+        <w:t xml:space="preserve">ИП ШКРЕБЕНКОВА Ж.В. (Психологический центр «Необыкновенное чудо») </w:t>
+      </w:r>
+    </w:p>
+    <w:p>
+      <w:pPr>
+        <w:pStyle w:val="Default"/>
+        <w:rPr>
+          <w:color w:val="0E1115"/>
+          <w:sz w:val="20"/>
+          <w:szCs w:val="20"/>
+        </w:rPr>
+      </w:pPr>
+      <w:r>
+        <w:rPr>
+          <w:b/>
+          <w:bCs/>
+          <w:color w:val="0E1115"/>
+          <w:sz w:val="20"/>
+          <w:szCs w:val="20"/>
+        </w:rPr>
+        <w:t xml:space="preserve">УТВЕРЖДАЮ Руководитель Центра </w:t>
+      </w:r>
+      <w:bookmarkStart w:id="0" w:name="_GoBack"/>
+      <w:bookmarkEnd w:id="0"/>
+    </w:p>
+    <w:p>
+      <w:pPr>
+        <w:pStyle w:val="Default"/>
+        <w:rPr>
+          <w:b/>
+          <w:bCs/>
+          <w:color w:val="0E1115"/>
+          <w:sz w:val="20"/>
+          <w:szCs w:val="20"/>
+        </w:rPr>
+      </w:pPr>
+      <w:r>
+        <w:rPr>
+          <w:b/>
+          <w:bCs/>
+          <w:color w:val="0E1115"/>
+          <w:sz w:val="20"/>
+          <w:szCs w:val="20"/>
+        </w:rPr>
+        <w:t xml:space="preserve">Шкребенкова Ж.В. </w:t>
+      </w:r>
+      <w:r>
+        <w:rPr>
+          <w:noProof/>
+          <w:color w:val="0E1115"/>
+          <w:sz w:val="20"/>
+          <w:szCs w:val="20"/>
+          <w:u w:val="single"/>
+          <w:lang w:eastAsia="ru-RU"/>
+        </w:rPr>
+        <w:drawing>
+          <wp:inline distT="0" distB="0" distL="0" distR="0" wp14:anchorId="312A00A2" wp14:editId="3367160D">
+            <wp:extent cx="550489" cy="402954"/>
+            <wp:effectExtent l="0" t="0" r="2540" b="0"/>
+            <wp:docPr id="1" name="Рисунок 1"/>
+            <wp:cNvGraphicFramePr>
+              <a:graphicFrameLocks xmlns:a="http://schemas.openxmlformats.org/drawingml/2006/main" noChangeAspect="1"/>
+            </wp:cNvGraphicFramePr>
+            <a:graphic xmlns:a="http://schemas.openxmlformats.org/drawingml/2006/main">
+              <a:graphicData uri="http://schemas.openxmlformats.org/drawingml/2006/picture">
+                <pic:pic xmlns:pic="http://schemas.openxmlformats.org/drawingml/2006/picture">
+                  <pic:nvPicPr>
+                    <pic:cNvPr id="0" name="Picture 17"/>
+                    <pic:cNvPicPr>
+                      <a:picLocks noChangeAspect="1" noChangeArrowheads="1"/>
+                    </pic:cNvPicPr>
+                  </pic:nvPicPr>
+                  <pic:blipFill>
+                    <a:blip r:embed="rId5">
+                      <a:extLst>
+                        <a:ext uri="{28A0092B-C50C-407E-A947-70E740481C1C}">
+                          <a14:useLocalDpi xmlns:a14="http://schemas.microsoft.com/office/drawing/2010/main" val="0"/>
+                        </a:ext>
+                      </a:extLst>
+                    </a:blip>
+                    <a:srcRect/>
+                    <a:stretch>
+                      <a:fillRect/>
+                    </a:stretch>
+                  </pic:blipFill>
+                  <pic:spPr bwMode="auto">
+                    <a:xfrm>
+                      <a:off x="0" y="0"/>
+                      <a:ext cx="562600" cy="411819"/>
+                    </a:xfrm>
+                    <a:prstGeom prst="rect">
+                      <a:avLst/>
+                    </a:prstGeom>
+                    <a:noFill/>
+                    <a:ln>
+                      <a:noFill/>
+                    </a:ln>
+                  </pic:spPr>
+                </pic:pic>
+              </a:graphicData>
+            </a:graphic>
+          </wp:inline>
+        </w:drawing>
+      </w:r>
+    </w:p>
+    <w:p>
+      <w:pPr>
+        <w:pStyle w:val="Default"/>
+        <w:rPr>
+          <w:color w:val="0D1115"/>
+          <w:sz w:val="20"/>
+          <w:szCs w:val="20"/>
+        </w:rPr>
+      </w:pPr>
+      <w:r>
+        <w:rPr>
+          <w:color w:val="0D1115"/>
+          <w:sz w:val="20"/>
+          <w:szCs w:val="20"/>
+        </w:rPr>
+        <w:t xml:space="preserve">Приказ № 4 от «01» марта 2026 г. </w:t>
+      </w:r>
+    </w:p>
+    <w:p>
+      <w:pPr>
         <w:shd w:val="clear" w:color="auto" w:fill="FFFFFF"/>
         <w:spacing w:before="480" w:after="240" w:line="510" w:lineRule="atLeast"/>
         <w:outlineLvl w:val="0"/>
@@ -394,6 +542,7 @@
           <w:szCs w:val="30"/>
           <w:lang w:eastAsia="ru-RU"/>
         </w:rPr>
+        <w:lastRenderedPageBreak/>
         <w:t>1.1. Актуальность и концептуальная основа</w:t>
       </w:r>
     </w:p>
@@ -597,7 +746,6 @@
           <w:szCs w:val="30"/>
           <w:lang w:eastAsia="ru-RU"/>
         </w:rPr>
-        <w:lastRenderedPageBreak/>
         <w:t>1.2. Важность подачи материала и выбранные способы</w:t>
       </w:r>
     </w:p>
@@ -831,6 +979,7 @@
           <w:szCs w:val="30"/>
           <w:lang w:eastAsia="ru-RU"/>
         </w:rPr>
+        <w:lastRenderedPageBreak/>
         <w:t>1.3. Задачи программы</w:t>
       </w:r>
     </w:p>
@@ -1290,7 +1439,6 @@
           <w:szCs w:val="24"/>
           <w:lang w:eastAsia="ru-RU"/>
         </w:rPr>
-        <w:lastRenderedPageBreak/>
         <w:pict>
           <v:rect id="_x0000_i1026" style="width:0;height:.75pt" o:hralign="center" o:hrstd="t" o:hr="t" fillcolor="#a0a0a0" stroked="f"/>
         </w:pict>
@@ -1344,6 +1492,7 @@
           <w:szCs w:val="24"/>
           <w:lang w:eastAsia="ru-RU"/>
         </w:rPr>
+        <w:lastRenderedPageBreak/>
         <w:t>Программа «Я САМ!» выстраивает прямую преемственность с последующими этапами обучения в Центре (например, с курсами подготовки к школе или творческими мастерскими, такими как «Гончарная лавка»):</w:t>
       </w:r>
     </w:p>
@@ -1424,7 +1573,27 @@
           <w:szCs w:val="24"/>
           <w:lang w:eastAsia="ru-RU"/>
         </w:rPr>
-        <w:t> освоение счёта до 5, форм и пространственных отношений является фундаментом для программы подготовки к школе (3 ступень), где будет идти счёт до 10 и решение логических задач.</w:t>
+        <w:t xml:space="preserve"> освоение счёта до 5, форм и пространственных отношений является фундаментом </w:t>
+      </w:r>
+      <w:r>
+        <w:rPr>
+          <w:rFonts w:ascii="Segoe UI" w:eastAsia="Times New Roman" w:hAnsi="Segoe UI" w:cs="Segoe UI"/>
+          <w:color w:val="0F1115"/>
+          <w:sz w:val="24"/>
+          <w:szCs w:val="24"/>
+          <w:lang w:eastAsia="ru-RU"/>
+        </w:rPr>
+        <w:t>для программы подготовки к школе</w:t>
+      </w:r>
+      <w:r>
+        <w:rPr>
+          <w:rFonts w:ascii="Segoe UI" w:eastAsia="Times New Roman" w:hAnsi="Segoe UI" w:cs="Segoe UI"/>
+          <w:color w:val="0F1115"/>
+          <w:sz w:val="24"/>
+          <w:szCs w:val="24"/>
+          <w:lang w:eastAsia="ru-RU"/>
+        </w:rPr>
+        <w:t>, где будет идти счёт до 10 и решение логических задач.</w:t>
       </w:r>
     </w:p>
     <w:p>
@@ -1537,7 +1706,37 @@
           <w:szCs w:val="24"/>
           <w:lang w:eastAsia="ru-RU"/>
         </w:rPr>
-        <w:t>Каждое занятие (математика и развитие речи) длится 25 минут, либо два занятия по 25 минут с перерывом (если проводятся в один день), сохраняя единую логику.</w:t>
+        <w:t xml:space="preserve">Каждое занятие длится </w:t>
+      </w:r>
+      <w:r>
+        <w:rPr>
+          <w:rFonts w:ascii="Segoe UI" w:eastAsia="Times New Roman" w:hAnsi="Segoe UI" w:cs="Segoe UI"/>
+          <w:color w:val="0F1115"/>
+          <w:sz w:val="24"/>
+          <w:szCs w:val="24"/>
+          <w:lang w:eastAsia="ru-RU"/>
+        </w:rPr>
+        <w:t>50=2*</w:t>
+      </w:r>
+      <w:r>
+        <w:rPr>
+          <w:rFonts w:ascii="Segoe UI" w:eastAsia="Times New Roman" w:hAnsi="Segoe UI" w:cs="Segoe UI"/>
+          <w:color w:val="0F1115"/>
+          <w:sz w:val="24"/>
+          <w:szCs w:val="24"/>
+          <w:lang w:eastAsia="ru-RU"/>
+        </w:rPr>
+        <w:t xml:space="preserve">25 минут с перерывом </w:t>
+      </w:r>
+      <w:r>
+        <w:rPr>
+          <w:rFonts w:ascii="Segoe UI" w:eastAsia="Times New Roman" w:hAnsi="Segoe UI" w:cs="Segoe UI"/>
+          <w:color w:val="0F1115"/>
+          <w:sz w:val="24"/>
+          <w:szCs w:val="24"/>
+          <w:lang w:eastAsia="ru-RU"/>
+        </w:rPr>
+        <w:br/>
       </w:r>
     </w:p>
     <w:tbl>
@@ -1552,9 +1751,9 @@
         <w:tblLook w:val="04A0" w:firstRow="1" w:lastRow="0" w:firstColumn="1" w:lastColumn="0" w:noHBand="0" w:noVBand="1"/>
       </w:tblPr>
       <w:tblGrid>
-        <w:gridCol w:w="3289"/>
-        <w:gridCol w:w="1214"/>
-        <w:gridCol w:w="6777"/>
+        <w:gridCol w:w="3279"/>
+        <w:gridCol w:w="1207"/>
+        <w:gridCol w:w="6794"/>
       </w:tblGrid>
       <w:tr>
         <w:trPr>
@@ -1907,6 +2106,7 @@
                 <w:szCs w:val="23"/>
                 <w:lang w:eastAsia="ru-RU"/>
               </w:rPr>
+              <w:lastRenderedPageBreak/>
               <w:t>3. Показ и введение</w:t>
             </w:r>
           </w:p>
@@ -1973,7 +2173,25 @@
                 <w:szCs w:val="23"/>
                 <w:lang w:eastAsia="ru-RU"/>
               </w:rPr>
-              <w:t>Демонстрация нового действия/слова на фланелеграфе или доске. Дети выходят по одному, трогают, пробуют вместе с педагогом.</w:t>
+              <w:t xml:space="preserve">Демонстрация нового действия/слова на фланелеграфе или доске. Дети выходят по одному, </w:t>
+            </w:r>
+            <w:r>
+              <w:rPr>
+                <w:rFonts w:ascii="Segoe UI" w:eastAsia="Times New Roman" w:hAnsi="Segoe UI" w:cs="Segoe UI"/>
+                <w:sz w:val="23"/>
+                <w:szCs w:val="23"/>
+                <w:lang w:eastAsia="ru-RU"/>
+              </w:rPr>
+              <w:t xml:space="preserve">выполняют заданыне действия </w:t>
+            </w:r>
+            <w:r>
+              <w:rPr>
+                <w:rFonts w:ascii="Segoe UI" w:eastAsia="Times New Roman" w:hAnsi="Segoe UI" w:cs="Segoe UI"/>
+                <w:sz w:val="23"/>
+                <w:szCs w:val="23"/>
+                <w:lang w:eastAsia="ru-RU"/>
+              </w:rPr>
+              <w:t>вместе с педагогом.</w:t>
             </w:r>
           </w:p>
         </w:tc>
@@ -2113,7 +2331,6 @@
                 <w:szCs w:val="23"/>
                 <w:lang w:eastAsia="ru-RU"/>
               </w:rPr>
-              <w:lastRenderedPageBreak/>
               <w:t>5. Динамическая пауза</w:t>
             </w:r>
           </w:p>
@@ -2283,7 +2500,43 @@
                 <w:szCs w:val="23"/>
                 <w:lang w:eastAsia="ru-RU"/>
               </w:rPr>
-              <w:t>Индивидуальная мини-проверка в игре. Похвала за попытку. Уборка материала. Спокойный ритуал прощания.</w:t>
+              <w:t>Индивидуальная мини-проверка в</w:t>
+            </w:r>
+            <w:r>
+              <w:rPr>
+                <w:rFonts w:ascii="Segoe UI" w:eastAsia="Times New Roman" w:hAnsi="Segoe UI" w:cs="Segoe UI"/>
+                <w:sz w:val="23"/>
+                <w:szCs w:val="23"/>
+                <w:lang w:eastAsia="ru-RU"/>
+              </w:rPr>
+              <w:t xml:space="preserve"> нескольких  настольных играх или творческих упражнениях</w:t>
+            </w:r>
+            <w:r>
+              <w:rPr>
+                <w:rFonts w:ascii="Segoe UI" w:eastAsia="Times New Roman" w:hAnsi="Segoe UI" w:cs="Segoe UI"/>
+                <w:sz w:val="23"/>
+                <w:szCs w:val="23"/>
+                <w:lang w:eastAsia="ru-RU"/>
+              </w:rPr>
+              <w:t xml:space="preserve">. </w:t>
+            </w:r>
+            <w:r>
+              <w:rPr>
+                <w:rFonts w:ascii="Segoe UI" w:eastAsia="Times New Roman" w:hAnsi="Segoe UI" w:cs="Segoe UI"/>
+                <w:sz w:val="23"/>
+                <w:szCs w:val="23"/>
+                <w:lang w:eastAsia="ru-RU"/>
+              </w:rPr>
+              <w:br/>
+            </w:r>
+            <w:r>
+              <w:rPr>
+                <w:rFonts w:ascii="Segoe UI" w:eastAsia="Times New Roman" w:hAnsi="Segoe UI" w:cs="Segoe UI"/>
+                <w:sz w:val="23"/>
+                <w:szCs w:val="23"/>
+                <w:lang w:eastAsia="ru-RU"/>
+              </w:rPr>
+              <w:t>Похвала за попытку. Уборка материала. Спокойный ритуал прощания.</w:t>
             </w:r>
           </w:p>
         </w:tc>
@@ -2375,10 +2628,10 @@
       </w:tblPr>
       <w:tblGrid>
         <w:gridCol w:w="1086"/>
-        <w:gridCol w:w="2379"/>
-        <w:gridCol w:w="2069"/>
-        <w:gridCol w:w="1818"/>
-        <w:gridCol w:w="2003"/>
+        <w:gridCol w:w="3434"/>
+        <w:gridCol w:w="3261"/>
+        <w:gridCol w:w="3340"/>
+        <w:gridCol w:w="3438"/>
       </w:tblGrid>
       <w:tr>
         <w:trPr>
@@ -2416,6 +2669,7 @@
                 <w:szCs w:val="23"/>
                 <w:lang w:eastAsia="ru-RU"/>
               </w:rPr>
+              <w:lastRenderedPageBreak/>
               <w:t>№</w:t>
             </w:r>
           </w:p>
@@ -2488,7 +2742,25 @@
                 <w:szCs w:val="23"/>
                 <w:lang w:eastAsia="ru-RU"/>
               </w:rPr>
-              <w:t>Количество часов в год</w:t>
+              <w:t xml:space="preserve">Количество </w:t>
+            </w:r>
+            <w:r>
+              <w:rPr>
+                <w:rFonts w:ascii="Segoe UI" w:eastAsia="Times New Roman" w:hAnsi="Segoe UI" w:cs="Segoe UI"/>
+                <w:sz w:val="23"/>
+                <w:szCs w:val="23"/>
+                <w:lang w:eastAsia="ru-RU"/>
+              </w:rPr>
+              <w:t>ак.</w:t>
+            </w:r>
+            <w:r>
+              <w:rPr>
+                <w:rFonts w:ascii="Segoe UI" w:eastAsia="Times New Roman" w:hAnsi="Segoe UI" w:cs="Segoe UI"/>
+                <w:sz w:val="23"/>
+                <w:szCs w:val="23"/>
+                <w:lang w:eastAsia="ru-RU"/>
+              </w:rPr>
+              <w:t>часов в год</w:t>
             </w:r>
           </w:p>
         </w:tc>
@@ -2727,7 +2999,16 @@
                 <w:szCs w:val="23"/>
                 <w:lang w:eastAsia="ru-RU"/>
               </w:rPr>
-              <w:t>20 мин</w:t>
+              <w:t>30</w:t>
+            </w:r>
+            <w:r>
+              <w:rPr>
+                <w:rFonts w:ascii="Segoe UI" w:eastAsia="Times New Roman" w:hAnsi="Segoe UI" w:cs="Segoe UI"/>
+                <w:sz w:val="23"/>
+                <w:szCs w:val="23"/>
+                <w:lang w:eastAsia="ru-RU"/>
+              </w:rPr>
+              <w:t xml:space="preserve"> мин</w:t>
             </w:r>
           </w:p>
         </w:tc>
@@ -2894,7 +3175,25 @@
                 <w:szCs w:val="23"/>
                 <w:lang w:eastAsia="ru-RU"/>
               </w:rPr>
-              <w:t>20 мин</w:t>
+              <w:t>30</w:t>
+            </w:r>
+            <w:r>
+              <w:rPr>
+                <w:rFonts w:ascii="Segoe UI" w:eastAsia="Times New Roman" w:hAnsi="Segoe UI" w:cs="Segoe UI"/>
+                <w:sz w:val="23"/>
+                <w:szCs w:val="23"/>
+                <w:lang w:eastAsia="ru-RU"/>
+              </w:rPr>
+              <w:t xml:space="preserve"> </w:t>
+            </w:r>
+            <w:r>
+              <w:rPr>
+                <w:rFonts w:ascii="Segoe UI" w:eastAsia="Times New Roman" w:hAnsi="Segoe UI" w:cs="Segoe UI"/>
+                <w:sz w:val="23"/>
+                <w:szCs w:val="23"/>
+                <w:lang w:eastAsia="ru-RU"/>
+              </w:rPr>
+              <w:t>мин</w:t>
             </w:r>
           </w:p>
         </w:tc>
@@ -3001,7 +3300,29 @@
                 <w:szCs w:val="23"/>
                 <w:lang w:eastAsia="ru-RU"/>
               </w:rPr>
-              <w:t>36 часов</w:t>
+              <w:t xml:space="preserve">36 </w:t>
+            </w:r>
+            <w:r>
+              <w:rPr>
+                <w:rFonts w:ascii="Segoe UI" w:eastAsia="Times New Roman" w:hAnsi="Segoe UI" w:cs="Segoe UI"/>
+                <w:b/>
+                <w:bCs/>
+                <w:sz w:val="23"/>
+                <w:szCs w:val="23"/>
+                <w:lang w:eastAsia="ru-RU"/>
+              </w:rPr>
+              <w:t xml:space="preserve">ак. </w:t>
+            </w:r>
+            <w:r>
+              <w:rPr>
+                <w:rFonts w:ascii="Segoe UI" w:eastAsia="Times New Roman" w:hAnsi="Segoe UI" w:cs="Segoe UI"/>
+                <w:b/>
+                <w:bCs/>
+                <w:sz w:val="23"/>
+                <w:szCs w:val="23"/>
+                <w:lang w:eastAsia="ru-RU"/>
+              </w:rPr>
+              <w:t>часов</w:t>
             </w:r>
           </w:p>
         </w:tc>
@@ -3036,7 +3357,29 @@
                 <w:szCs w:val="23"/>
                 <w:lang w:eastAsia="ru-RU"/>
               </w:rPr>
-              <w:t>18 часов</w:t>
+              <w:t xml:space="preserve">18 </w:t>
+            </w:r>
+            <w:r>
+              <w:rPr>
+                <w:rFonts w:ascii="Segoe UI" w:eastAsia="Times New Roman" w:hAnsi="Segoe UI" w:cs="Segoe UI"/>
+                <w:b/>
+                <w:bCs/>
+                <w:sz w:val="23"/>
+                <w:szCs w:val="23"/>
+                <w:lang w:eastAsia="ru-RU"/>
+              </w:rPr>
+              <w:t xml:space="preserve">ак. </w:t>
+            </w:r>
+            <w:r>
+              <w:rPr>
+                <w:rFonts w:ascii="Segoe UI" w:eastAsia="Times New Roman" w:hAnsi="Segoe UI" w:cs="Segoe UI"/>
+                <w:b/>
+                <w:bCs/>
+                <w:sz w:val="23"/>
+                <w:szCs w:val="23"/>
+                <w:lang w:eastAsia="ru-RU"/>
+              </w:rPr>
+              <w:t>часов</w:t>
             </w:r>
           </w:p>
         </w:tc>
@@ -3071,7 +3414,29 @@
                 <w:szCs w:val="23"/>
                 <w:lang w:eastAsia="ru-RU"/>
               </w:rPr>
-              <w:t>48 часов</w:t>
+              <w:t xml:space="preserve">48 </w:t>
+            </w:r>
+            <w:r>
+              <w:rPr>
+                <w:rFonts w:ascii="Segoe UI" w:eastAsia="Times New Roman" w:hAnsi="Segoe UI" w:cs="Segoe UI"/>
+                <w:b/>
+                <w:bCs/>
+                <w:sz w:val="23"/>
+                <w:szCs w:val="23"/>
+                <w:lang w:eastAsia="ru-RU"/>
+              </w:rPr>
+              <w:t xml:space="preserve">ак. </w:t>
+            </w:r>
+            <w:r>
+              <w:rPr>
+                <w:rFonts w:ascii="Segoe UI" w:eastAsia="Times New Roman" w:hAnsi="Segoe UI" w:cs="Segoe UI"/>
+                <w:b/>
+                <w:bCs/>
+                <w:sz w:val="23"/>
+                <w:szCs w:val="23"/>
+                <w:lang w:eastAsia="ru-RU"/>
+              </w:rPr>
+              <w:t>часов</w:t>
             </w:r>
           </w:p>
         </w:tc>
@@ -3239,7 +3604,6 @@
           <w:szCs w:val="24"/>
           <w:lang w:eastAsia="ru-RU"/>
         </w:rPr>
-        <w:lastRenderedPageBreak/>
         <w:t>Количество и счёт (1–5):</w:t>
       </w:r>
       <w:r>
@@ -3390,6 +3754,7 @@
           <w:szCs w:val="30"/>
           <w:lang w:eastAsia="ru-RU"/>
         </w:rPr>
+        <w:lastRenderedPageBreak/>
         <w:t>5.2. Модуль 2: «Развитие речи» (36 занятий, 1 раз в неделю)</w:t>
       </w:r>
     </w:p>
@@ -3923,6 +4288,7 @@
           <w:szCs w:val="24"/>
           <w:lang w:eastAsia="ru-RU"/>
         </w:rPr>
+        <w:lastRenderedPageBreak/>
         <w:t>Понимает и выполняет инструкции с пространственными предлогами («Положи в коробку», «Подними вверх»).</w:t>
       </w:r>
     </w:p>
@@ -3948,7 +4314,6 @@
           <w:szCs w:val="24"/>
           <w:lang w:eastAsia="ru-RU"/>
         </w:rPr>
-        <w:lastRenderedPageBreak/>
         <w:t>Развитие речи (предметные):</w:t>
       </w:r>
     </w:p>
@@ -4005,7 +4370,27 @@
           <w:szCs w:val="24"/>
           <w:lang w:eastAsia="ru-RU"/>
         </w:rPr>
-        <w:t>Отвечает на простые вопросы словом, жестом или выбором картинки.</w:t>
+        <w:t xml:space="preserve">Отвечает на простые вопросы </w:t>
+      </w:r>
+      <w:r>
+        <w:rPr>
+          <w:rFonts w:ascii="Segoe UI" w:eastAsia="Times New Roman" w:hAnsi="Segoe UI" w:cs="Segoe UI"/>
+          <w:color w:val="0F1115"/>
+          <w:sz w:val="24"/>
+          <w:szCs w:val="24"/>
+          <w:lang w:eastAsia="ru-RU"/>
+        </w:rPr>
+        <w:t xml:space="preserve">предложением, </w:t>
+      </w:r>
+      <w:r>
+        <w:rPr>
+          <w:rFonts w:ascii="Segoe UI" w:eastAsia="Times New Roman" w:hAnsi="Segoe UI" w:cs="Segoe UI"/>
+          <w:color w:val="0F1115"/>
+          <w:sz w:val="24"/>
+          <w:szCs w:val="24"/>
+          <w:lang w:eastAsia="ru-RU"/>
+        </w:rPr>
+        <w:t>словом, жестом или выбором картинки.</w:t>
       </w:r>
     </w:p>
     <w:p>
@@ -4033,7 +4418,27 @@
           <w:szCs w:val="24"/>
           <w:lang w:eastAsia="ru-RU"/>
         </w:rPr>
-        <w:t>Знает зрительные образы букв А, У, О, М, П (узнаёт, показывает).</w:t>
+        <w:t>Знает зрительные образы букв А, У, О, М, П (узнаёт, показывает</w:t>
+      </w:r>
+      <w:r>
+        <w:rPr>
+          <w:rFonts w:ascii="Segoe UI" w:eastAsia="Times New Roman" w:hAnsi="Segoe UI" w:cs="Segoe UI"/>
+          <w:color w:val="0F1115"/>
+          <w:sz w:val="24"/>
+          <w:szCs w:val="24"/>
+          <w:lang w:eastAsia="ru-RU"/>
+        </w:rPr>
+        <w:t>, произносит</w:t>
+      </w:r>
+      <w:r>
+        <w:rPr>
+          <w:rFonts w:ascii="Segoe UI" w:eastAsia="Times New Roman" w:hAnsi="Segoe UI" w:cs="Segoe UI"/>
+          <w:color w:val="0F1115"/>
+          <w:sz w:val="24"/>
+          <w:szCs w:val="24"/>
+          <w:lang w:eastAsia="ru-RU"/>
+        </w:rPr>
+        <w:t>).</w:t>
       </w:r>
     </w:p>
     <w:p>
@@ -4361,6 +4766,7 @@
           <w:szCs w:val="33"/>
           <w:lang w:eastAsia="ru-RU"/>
         </w:rPr>
+        <w:lastRenderedPageBreak/>
         <w:t>8. СИСТЕМА ОЦЕНКИ</w:t>
       </w:r>
     </w:p>
@@ -4468,7 +4874,17 @@
           <w:szCs w:val="24"/>
           <w:lang w:eastAsia="ru-RU"/>
         </w:rPr>
-        <w:t> (карты индивидуального развития).</w:t>
+        <w:t> </w:t>
+      </w:r>
+      <w:r>
+        <w:rPr>
+          <w:rFonts w:ascii="Segoe UI" w:eastAsia="Times New Roman" w:hAnsi="Segoe UI" w:cs="Segoe UI"/>
+          <w:color w:val="0F1115"/>
+          <w:sz w:val="24"/>
+          <w:szCs w:val="24"/>
+          <w:lang w:eastAsia="ru-RU"/>
+        </w:rPr>
+        <w:t>.</w:t>
       </w:r>
     </w:p>
     <w:p>
@@ -4508,7 +4924,27 @@
           <w:szCs w:val="24"/>
           <w:lang w:eastAsia="ru-RU"/>
         </w:rPr>
-        <w:t> (творческие работы: аппликации, поделки).</w:t>
+        <w:t> (творческие работы: аппликации, поделки</w:t>
+      </w:r>
+      <w:r>
+        <w:rPr>
+          <w:rFonts w:ascii="Segoe UI" w:eastAsia="Times New Roman" w:hAnsi="Segoe UI" w:cs="Segoe UI"/>
+          <w:color w:val="0F1115"/>
+          <w:sz w:val="24"/>
+          <w:szCs w:val="24"/>
+          <w:lang w:eastAsia="ru-RU"/>
+        </w:rPr>
+        <w:t xml:space="preserve"> – хранятся дома</w:t>
+      </w:r>
+      <w:r>
+        <w:rPr>
+          <w:rFonts w:ascii="Segoe UI" w:eastAsia="Times New Roman" w:hAnsi="Segoe UI" w:cs="Segoe UI"/>
+          <w:color w:val="0F1115"/>
+          <w:sz w:val="24"/>
+          <w:szCs w:val="24"/>
+          <w:lang w:eastAsia="ru-RU"/>
+        </w:rPr>
+        <w:t>).</w:t>
       </w:r>
     </w:p>
     <w:p>
@@ -4548,7 +4984,47 @@
           <w:szCs w:val="24"/>
           <w:lang w:eastAsia="ru-RU"/>
         </w:rPr>
-        <w:t> в конце каждого месяца (устно или в чате) о прогрессе в адаптации, речевой активности и навыках счета.</w:t>
+        <w:t xml:space="preserve"> в конце каждого </w:t>
+      </w:r>
+      <w:r>
+        <w:rPr>
+          <w:rFonts w:ascii="Segoe UI" w:eastAsia="Times New Roman" w:hAnsi="Segoe UI" w:cs="Segoe UI"/>
+          <w:color w:val="0F1115"/>
+          <w:sz w:val="24"/>
+          <w:szCs w:val="24"/>
+          <w:lang w:eastAsia="ru-RU"/>
+        </w:rPr>
+        <w:t>занятия</w:t>
+      </w:r>
+      <w:r>
+        <w:rPr>
+          <w:rFonts w:ascii="Segoe UI" w:eastAsia="Times New Roman" w:hAnsi="Segoe UI" w:cs="Segoe UI"/>
+          <w:color w:val="0F1115"/>
+          <w:sz w:val="24"/>
+          <w:szCs w:val="24"/>
+          <w:lang w:eastAsia="ru-RU"/>
+        </w:rPr>
+        <w:t xml:space="preserve"> </w:t>
+      </w:r>
+      <w:r>
+        <w:rPr>
+          <w:rFonts w:ascii="Segoe UI" w:eastAsia="Times New Roman" w:hAnsi="Segoe UI" w:cs="Segoe UI"/>
+          <w:color w:val="0F1115"/>
+          <w:sz w:val="24"/>
+          <w:szCs w:val="24"/>
+          <w:lang w:eastAsia="ru-RU"/>
+        </w:rPr>
+        <w:t>(устно</w:t>
+      </w:r>
+      <w:r>
+        <w:rPr>
+          <w:rFonts w:ascii="Segoe UI" w:eastAsia="Times New Roman" w:hAnsi="Segoe UI" w:cs="Segoe UI"/>
+          <w:color w:val="0F1115"/>
+          <w:sz w:val="24"/>
+          <w:szCs w:val="24"/>
+          <w:lang w:eastAsia="ru-RU"/>
+        </w:rPr>
+        <w:t>) о прогрессе в адаптации, речевой активности и навыках счета.</w:t>
       </w:r>
       <w:r>
         <w:rPr>
@@ -4583,13 +5059,10 @@
         <w:t> ребёнок не плачет, включается в игру, выполняет простые поручения, пробует говорить или повторять за педагогом.</w:t>
       </w:r>
     </w:p>
-    <w:p>
-      <w:bookmarkStart w:id="0" w:name="_GoBack"/>
-      <w:bookmarkEnd w:id="0"/>
-    </w:p>
+    <w:p/>
     <w:sectPr>
-      <w:pgSz w:w="11906" w:h="16838"/>
-      <w:pgMar w:top="1134" w:right="850" w:bottom="1134" w:left="1701" w:header="708" w:footer="708" w:gutter="0"/>
+      <w:pgSz w:w="16838" w:h="11906" w:orient="landscape"/>
+      <w:pgMar w:top="850" w:right="1134" w:bottom="1701" w:left="1134" w:header="708" w:footer="708" w:gutter="0"/>
       <w:cols w:space="708"/>
       <w:docGrid w:linePitch="360"/>
     </w:sectPr>
@@ -6926,6 +7399,22 @@
       <w:iCs/>
     </w:rPr>
   </w:style>
+  <w:style w:type="paragraph" w:customStyle="1" w:styleId="Default">
+    <w:name w:val="Default"/>
+    <w:rsid w:val="007F6986"/>
+    <w:pPr>
+      <w:autoSpaceDE w:val="0"/>
+      <w:autoSpaceDN w:val="0"/>
+      <w:adjustRightInd w:val="0"/>
+      <w:spacing w:after="0" w:line="240" w:lineRule="auto"/>
+    </w:pPr>
+    <w:rPr>
+      <w:rFonts w:ascii="Calibri" w:hAnsi="Calibri" w:cs="Calibri"/>
+      <w:color w:val="000000"/>
+      <w:sz w:val="24"/>
+      <w:szCs w:val="24"/>
+    </w:rPr>
+  </w:style>
 </w:styles>
 </file>
 
